--- a/중국어_대화문/9부_docx/9부_08화_청시_후계_후보로.docx
+++ b/중국어_대화문/9부_docx/9부_08화_청시_후계_후보로.docx
@@ -18,7 +18,7 @@
         <w:t>등장인물:</w:t>
       </w:r>
       <w:r>
-        <w:t xml:space="preserve"> 선즈위안 沈知远(52세, 중앙위원회 총서기) / 청시 程曦(37세, 총서기 판공청 주임) / 리위퉁 李雨桐(46세, 총서기 판공실 참모) / 웨이창펑 魏长风(66세, 정치국원) / 량페이전 梁佩珍(66세, 정치국원·독립 감독) / 장리췬 蒋立群(60대 후반, 정치국원·질의회 사회) / 푸징밍 傅景明(56세, 동링성 성위서기, 후계 후보 경쟁자) / 런수이 任澍(40세 안팎, 정치국 회의 기록원) / 사오톄쥔 邵铁军(64세, 중앙국가안전위원회 판공실 주임, 열석) / 간화이구 甘怀谷(97세, 은퇴한 개혁파 원로 간부) / 메이뤄란 梅若兰(89세, 은퇴한 변호사협회 비서장, 전화 목소리)</w:t>
+        <w:t xml:space="preserve"> 선즈위안 沈知远(52세, 중앙위원회 총서기) / 청시 程曦(38세, 총서기 판공청 주임) / 리위퉁 李雨桐(47세, 총서기 판공실 참모) / 웨이창펑 魏长风(66세, 정치국원) / 량페이전 梁佩珍(67세, 정치국원·독립 감독) / 장리췬 蒋立群(60대 후반, 정치국원·질의회 사회) / 푸징밍 傅景明(56세, 동링성 성위서기, 후계 후보 경쟁자) / 런수이 任澍(40세 안팎, 정치국 회의 기록원) / 사오톄쥔 邵铁军(64세, 중앙국가안전위원회 판공실 주임, 열석) / 간화이구 甘怀谷(98세, 은퇴한 개혁파 원로 간부) / 메이뤄란 梅若兰(91세, 은퇴한 변호사협회 비서장, 전화 목소리)</w:t>
       </w:r>
     </w:p>
     <w:p>
@@ -53,7 +53,7 @@
         <w:t>李雨桐:</w:t>
       </w:r>
       <w:r>
-        <w:t xml:space="preserve"> 总书记，通告我念，您听，一个字不加。“推荐期自今日九时起，至九月三十日十七时止，共二十五日。推荐须政治局委员五人以上联名；被推荐人须年满三十五周岁、不满六十三周岁；须有基层或一线任职满三年，秘书、随行类任职，按一半计；须本人书面同意，截止前随时可以撤回。总书记不得推荐，不得指定，不得以任何方式表示倾向。”</w:t>
+        <w:t xml:space="preserve"> 总书记，通告我念，您听，一个字不加。“推荐期自今日九时起，至九月三十日十七时止，共二十五日。推荐须政治局委员五人以上联名；被推荐人须年满三十五周岁、不满七十五周岁；须有基层或一线任职满三年，秘书、随行类任职，按一半计；须本人书面同意，截止前随时可以撤回。总书记不得推荐，不得指定，不得以任何方式表示倾向。”</w:t>
       </w:r>
     </w:p>
     <w:p>
@@ -1131,7 +1131,7 @@
         <w:t>甘怀谷:</w:t>
       </w:r>
       <w:r>
-        <w:t xml:space="preserve"> 小沈，我今年九十七。听到一个“不”字，比听到一百个“好”字，睡得稳。……你走吧，别让外头的人等。杯子留下，明天来取，我想多摸一晚。</w:t>
+        <w:t xml:space="preserve"> 小沈，我今年九十八。听到一个“不”字，比听到一百个“好”字，睡得稳。……你走吧，别让外头的人等。杯子留下，明天来取，我想多摸一晚。</w:t>
       </w:r>
     </w:p>
     <w:p>
@@ -1160,7 +1160,7 @@
     </w:p>
     <w:p>
       <w:r>
-        <w:t>(十一月十日，星期四，上午九点。西郊会堂的小会场，主席台上摆了两排长桌，政治局委员依序就座，总书记的座位空着，桌牌也撤了。台下是一百二十位中央委员，侧席是二十位实名报名的旁听者。蒋立群主持，面前摆着摇号机。大屏幕上，上方一行：“后继人选公开质询·第一场·被推荐人：程曦”。程曦站在质询席，登记簿放在席边的小桌上，右手垂在身侧。)</w:t>
+        <w:t>(十一月十日，星期四，上午九点。西郊会堂的小会场，主席台上摆了两排长桌，政治局委员依序就座，总书记的座位空着，桌牌也撤了。台下是到场的一百二十位中央委员，侧席是二十位实名报名的旁听者。蒋立群主持，面前摆着摇号机。大屏幕上，上方一行：“后继人选公开质询·第一场·被推荐人：程曦”。程曦站在质询席，登记簿放在席边的小桌上，右手垂在身侧。)</w:t>
       </w:r>
     </w:p>
     <w:p>
@@ -2157,7 +2157,7 @@
         <w:t>梅若兰:</w:t>
       </w:r>
       <w:r>
-        <w:t xml:space="preserve"> 窗口的炉子，我让人给你留了一个位子。哪天去，哪天坐。……好了，我八十九岁了，要睡了。</w:t>
+        <w:t xml:space="preserve"> 窗口的炉子，我让人给你留了一个位子。哪天去，哪天坐。……好了，我九十一岁了，要睡了。</w:t>
       </w:r>
     </w:p>
     <w:p>
